--- a/kurs/classroom-pack/vecka-02/lektion-2.1-isolering.docx
+++ b/kurs/classroom-pack/vecka-02/lektion-2.1-isolering.docx
@@ -597,7 +597,20 @@
           <w:color w:val="111111"/>
           <w:sz w:val="21"/>
         </w:rPr>
-        <w:t xml:space="preserve"> grupp. Behandlar 1 MΩ som upplysning, inte lag. Fyller protokoll från given bild/siffra. </w:t>
+        <w:t xml:space="preserve"> grupp. Behandlar 1 MΩ som upplysning, inte lag. Fyller protokoll från given bild/siffra.</w:t>
+      </w:r>
+    </w:p>
+    <w:p>
+      <w:pPr>
+        <w:spacing w:before="0" w:after="120" w:line="276" w:lineRule="auto"/>
+      </w:pPr>
+      <w:r>
+        <w:rPr>
+          <w:rFonts w:ascii="IBM Plex Sans" w:hAnsi="IBM Plex Sans" w:eastAsia="IBM Plex Sans" w:cs="IBM Plex Sans"/>
+          <w:b w:val="0"/>
+          <w:color w:val="111111"/>
+          <w:sz w:val="21"/>
+        </w:rPr>
       </w:r>
       <w:r>
         <w:rPr>
@@ -615,7 +628,20 @@
           <w:color w:val="111111"/>
           <w:sz w:val="21"/>
         </w:rPr>
-        <w:t xml:space="preserve"> Motiverar varje steg mot risk (fukt, sidokrets utanför IR, “den gick ju”). Säger vad som händer om megger saknas på varvet (tvåpol + gapflagga). </w:t>
+        <w:t xml:space="preserve"> Motiverar varje steg mot risk (fukt, sidokrets utanför IR, “den gick ju”). Säger vad som händer om megger saknas på varvet (tvåpol + gapflagga).</w:t>
+      </w:r>
+    </w:p>
+    <w:p>
+      <w:pPr>
+        <w:spacing w:before="0" w:after="120" w:line="276" w:lineRule="auto"/>
+      </w:pPr>
+      <w:r>
+        <w:rPr>
+          <w:rFonts w:ascii="IBM Plex Sans" w:hAnsi="IBM Plex Sans" w:eastAsia="IBM Plex Sans" w:cs="IBM Plex Sans"/>
+          <w:b w:val="0"/>
+          <w:color w:val="111111"/>
+          <w:sz w:val="21"/>
+        </w:rPr>
       </w:r>
       <w:r>
         <w:rPr>
@@ -688,7 +714,20 @@
           <w:color w:val="111111"/>
           <w:sz w:val="21"/>
         </w:rPr>
-        <w:t xml:space="preserve"> LOTO-känsla, megger mot PE, JFB som bevis. </w:t>
+        <w:t xml:space="preserve"> LOTO-känsla, megger mot PE, JFB som bevis.</w:t>
+      </w:r>
+    </w:p>
+    <w:p>
+      <w:pPr>
+        <w:spacing w:before="0" w:after="120" w:line="276" w:lineRule="auto"/>
+      </w:pPr>
+      <w:r>
+        <w:rPr>
+          <w:rFonts w:ascii="IBM Plex Sans" w:hAnsi="IBM Plex Sans" w:eastAsia="IBM Plex Sans" w:cs="IBM Plex Sans"/>
+          <w:b w:val="0"/>
+          <w:color w:val="111111"/>
+          <w:sz w:val="21"/>
+        </w:rPr>
       </w:r>
       <w:r>
         <w:rPr>
@@ -725,7 +764,20 @@
           <w:color w:val="111111"/>
           <w:sz w:val="21"/>
         </w:rPr>
-        <w:t xml:space="preserve"> grupp. IR-vakt larmar, slår inte ifrån. JFB är inte kedjan. </w:t>
+        <w:t xml:space="preserve"> grupp. IR-vakt larmar, slår inte ifrån. JFB är inte kedjan.</w:t>
+      </w:r>
+    </w:p>
+    <w:p>
+      <w:pPr>
+        <w:spacing w:before="0" w:after="120" w:line="276" w:lineRule="auto"/>
+      </w:pPr>
+      <w:r>
+        <w:rPr>
+          <w:rFonts w:ascii="IBM Plex Sans" w:hAnsi="IBM Plex Sans" w:eastAsia="IBM Plex Sans" w:cs="IBM Plex Sans"/>
+          <w:b w:val="0"/>
+          <w:color w:val="111111"/>
+          <w:sz w:val="21"/>
+        </w:rPr>
       </w:r>
       <w:r>
         <w:rPr>
@@ -743,7 +795,20 @@
           <w:color w:val="111111"/>
           <w:sz w:val="21"/>
         </w:rPr>
-        <w:t xml:space="preserve"> anläggningen, “jag såg att den stannade”. </w:t>
+        <w:t xml:space="preserve"> anläggningen, “jag såg att den stannade”.</w:t>
+      </w:r>
+    </w:p>
+    <w:p>
+      <w:pPr>
+        <w:spacing w:before="0" w:after="120" w:line="276" w:lineRule="auto"/>
+      </w:pPr>
+      <w:r>
+        <w:rPr>
+          <w:rFonts w:ascii="IBM Plex Sans" w:hAnsi="IBM Plex Sans" w:eastAsia="IBM Plex Sans" w:cs="IBM Plex Sans"/>
+          <w:b w:val="0"/>
+          <w:color w:val="111111"/>
+          <w:sz w:val="21"/>
+        </w:rPr>
       </w:r>
       <w:r>
         <w:rPr>
@@ -881,7 +946,20 @@
           <w:color w:val="111111"/>
           <w:sz w:val="21"/>
         </w:rPr>
-        <w:t xml:space="preserve"> (elchock m.m.). Parafras. Klistra inte in lagtext. </w:t>
+        <w:t xml:space="preserve"> (elchock m.m.). Parafras. Klistra inte in lagtext.</w:t>
+      </w:r>
+    </w:p>
+    <w:p>
+      <w:pPr>
+        <w:spacing w:before="0" w:after="120" w:line="276" w:lineRule="auto"/>
+      </w:pPr>
+      <w:r>
+        <w:rPr>
+          <w:rFonts w:ascii="IBM Plex Sans" w:hAnsi="IBM Plex Sans" w:eastAsia="IBM Plex Sans" w:cs="IBM Plex Sans"/>
+          <w:b w:val="0"/>
+          <w:color w:val="111111"/>
+          <w:sz w:val="21"/>
+        </w:rPr>
       </w:r>
       <w:r>
         <w:rPr>
@@ -899,7 +977,20 @@
           <w:color w:val="111111"/>
           <w:sz w:val="21"/>
         </w:rPr>
-        <w:t xml:space="preserve"> FSL 2003:364 2 kap. 9–10 §§ (rutinerna ska bo i rederiets SMS). 5 kap. 30 § handlingar ombord. </w:t>
+        <w:t xml:space="preserve"> FSL 2003:364 2 kap. 9–10 §§ (rutinerna ska bo i rederiets SMS). 5 kap. 30 § handlingar ombord.</w:t>
+      </w:r>
+    </w:p>
+    <w:p>
+      <w:pPr>
+        <w:spacing w:before="0" w:after="120" w:line="276" w:lineRule="auto"/>
+      </w:pPr>
+      <w:r>
+        <w:rPr>
+          <w:rFonts w:ascii="IBM Plex Sans" w:hAnsi="IBM Plex Sans" w:eastAsia="IBM Plex Sans" w:cs="IBM Plex Sans"/>
+          <w:b w:val="0"/>
+          <w:color w:val="111111"/>
+          <w:sz w:val="21"/>
+        </w:rPr>
       </w:r>
       <w:r>
         <w:rPr>
@@ -2449,7 +2540,20 @@
           <w:color w:val="111111"/>
           <w:sz w:val="21"/>
         </w:rPr>
-        <w:t xml:space="preserve"> ifyllt protokoll: namn, grupp, kedja, avläst/given siffra, referens, upplysning 1 MΩ ja/nej, en SMS-punkt. </w:t>
+        <w:t xml:space="preserve"> ifyllt protokoll: namn, grupp, kedja, avläst/given siffra, referens, upplysning 1 MΩ ja/nej, en SMS-punkt.</w:t>
+      </w:r>
+    </w:p>
+    <w:p>
+      <w:pPr>
+        <w:spacing w:before="0" w:after="120" w:line="276" w:lineRule="auto"/>
+      </w:pPr>
+      <w:r>
+        <w:rPr>
+          <w:rFonts w:ascii="IBM Plex Sans" w:hAnsi="IBM Plex Sans" w:eastAsia="IBM Plex Sans" w:cs="IBM Plex Sans"/>
+          <w:b w:val="0"/>
+          <w:color w:val="111111"/>
+          <w:sz w:val="21"/>
+        </w:rPr>
       </w:r>
       <w:r>
         <w:rPr>
@@ -2467,7 +2571,20 @@
           <w:color w:val="111111"/>
           <w:sz w:val="21"/>
         </w:rPr>
-        <w:t xml:space="preserve"> plus motiverad riskmening. </w:t>
+        <w:t xml:space="preserve"> plus motiverad riskmening.</w:t>
+      </w:r>
+    </w:p>
+    <w:p>
+      <w:pPr>
+        <w:spacing w:before="0" w:after="120" w:line="276" w:lineRule="auto"/>
+      </w:pPr>
+      <w:r>
+        <w:rPr>
+          <w:rFonts w:ascii="IBM Plex Sans" w:hAnsi="IBM Plex Sans" w:eastAsia="IBM Plex Sans" w:cs="IBM Plex Sans"/>
+          <w:b w:val="0"/>
+          <w:color w:val="111111"/>
+          <w:sz w:val="21"/>
+        </w:rPr>
       </w:r>
       <w:r>
         <w:rPr>

--- a/kurs/classroom-pack/vecka-02/lektion-2.1-isolering.docx
+++ b/kurs/classroom-pack/vecka-02/lektion-2.1-isolering.docx
@@ -660,6 +660,143 @@
           <w:sz w:val="21"/>
         </w:rPr>
         <w:t xml:space="preserve"> “Motorn står, det är av.” Megger mot PE som på land. “Lagen kräver 1 MΩ.” Hoppar lås/skylt.</w:t>
+      </w:r>
+    </w:p>
+    <w:p>
+      <w:pPr>
+        <w:pBdr>
+          <w:top w:val="single" w:sz="6" w:space="1" w:color="111111"/>
+        </w:pBdr>
+      </w:pPr>
+    </w:p>
+    <w:p>
+      <w:pPr>
+        <w:spacing w:before="200" w:after="80"/>
+        <w:pBdr>
+          <w:top w:val="single" w:sz="6" w:space="4" w:color="111111"/>
+        </w:pBdr>
+      </w:pPr>
+      <w:r>
+        <w:rPr>
+          <w:rFonts w:ascii="IBM Plex Sans" w:hAnsi="IBM Plex Sans" w:eastAsia="IBM Plex Sans" w:cs="IBM Plex Sans"/>
+          <w:b/>
+          <w:color w:val="111111"/>
+          <w:sz w:val="26"/>
+        </w:rPr>
+        <w:t>Räkna-slag (5 min)</w:t>
+      </w:r>
+    </w:p>
+    <w:p>
+      <w:pPr>
+        <w:spacing w:before="0" w:after="120" w:line="276" w:lineRule="auto"/>
+      </w:pPr>
+      <w:r>
+        <w:rPr>
+          <w:rFonts w:ascii="IBM Plex Sans" w:hAnsi="IBM Plex Sans" w:eastAsia="IBM Plex Sans" w:cs="IBM Plex Sans"/>
+          <w:b w:val="0"/>
+          <w:color w:val="111111"/>
+          <w:sz w:val="21"/>
+        </w:rPr>
+        <w:t xml:space="preserve">Läraren räknar </w:t>
+      </w:r>
+      <w:r>
+        <w:rPr>
+          <w:rFonts w:ascii="IBM Plex Sans" w:hAnsi="IBM Plex Sans" w:eastAsia="IBM Plex Sans" w:cs="IBM Plex Sans"/>
+          <w:b/>
+          <w:color w:val="111111"/>
+          <w:sz w:val="21"/>
+        </w:rPr>
+        <w:t>ett</w:t>
+      </w:r>
+      <w:r>
+        <w:rPr>
+          <w:rFonts w:ascii="IBM Plex Sans" w:hAnsi="IBM Plex Sans" w:eastAsia="IBM Plex Sans" w:cs="IBM Plex Sans"/>
+          <w:b w:val="0"/>
+          <w:color w:val="111111"/>
+          <w:sz w:val="21"/>
+        </w:rPr>
+        <w:t xml:space="preserve"> tal på tavlan. Sen fyller eleven räknerutan på </w:t>
+      </w:r>
+      <w:r>
+        <w:rPr>
+          <w:rFonts w:ascii="IBM Plex Sans" w:hAnsi="IBM Plex Sans" w:eastAsia="IBM Plex Sans" w:cs="IBM Plex Sans"/>
+          <w:b/>
+          <w:color w:val="111111"/>
+          <w:sz w:val="21"/>
+        </w:rPr>
+        <w:t>v2-meggerkort-elev.md</w:t>
+      </w:r>
+      <w:r>
+        <w:rPr>
+          <w:rFonts w:ascii="IBM Plex Sans" w:hAnsi="IBM Plex Sans" w:eastAsia="IBM Plex Sans" w:cs="IBM Plex Sans"/>
+          <w:b w:val="0"/>
+          <w:color w:val="111111"/>
+          <w:sz w:val="21"/>
+        </w:rPr>
+        <w:t>. Inte hela meggerkedjan om igen.</w:t>
+      </w:r>
+    </w:p>
+    <w:p>
+      <w:pPr>
+        <w:spacing w:before="0" w:after="120" w:line="276" w:lineRule="auto"/>
+      </w:pPr>
+      <w:r>
+        <w:rPr>
+          <w:rFonts w:ascii="IBM Plex Sans" w:hAnsi="IBM Plex Sans" w:eastAsia="IBM Plex Sans" w:cs="IBM Plex Sans"/>
+          <w:b w:val="0"/>
+          <w:color w:val="111111"/>
+          <w:sz w:val="21"/>
+        </w:rPr>
+      </w:r>
+      <w:r>
+        <w:rPr>
+          <w:rFonts w:ascii="IBM Plex Sans" w:hAnsi="IBM Plex Sans" w:eastAsia="IBM Plex Sans" w:cs="IBM Plex Sans"/>
+          <w:b/>
+          <w:color w:val="111111"/>
+          <w:sz w:val="21"/>
+        </w:rPr>
+        <w:t>Tavlan:</w:t>
+      </w:r>
+      <w:r>
+        <w:rPr>
+          <w:rFonts w:ascii="IBM Plex Sans" w:hAnsi="IBM Plex Sans" w:eastAsia="IBM Plex Sans" w:cs="IBM Plex Sans"/>
+          <w:b w:val="0"/>
+          <w:color w:val="111111"/>
+          <w:sz w:val="21"/>
+        </w:rPr>
+        <w:t xml:space="preserve"> 230 V / 2,4 MΩ ≈ 96 µA, 230 V / 0,4 MΩ ≈ 575 µA. Sen GO/STOP från kortet.</w:t>
+      </w:r>
+    </w:p>
+    <w:p>
+      <w:pPr>
+        <w:spacing w:before="0" w:after="120" w:line="276" w:lineRule="auto"/>
+      </w:pPr>
+      <w:r>
+        <w:rPr>
+          <w:rFonts w:ascii="IBM Plex Sans" w:hAnsi="IBM Plex Sans" w:eastAsia="IBM Plex Sans" w:cs="IBM Plex Sans"/>
+          <w:b w:val="0"/>
+          <w:color w:val="111111"/>
+          <w:sz w:val="21"/>
+        </w:rPr>
+        <w:t xml:space="preserve">Säg: 1 MΩ är </w:t>
+      </w:r>
+      <w:r>
+        <w:rPr>
+          <w:rFonts w:ascii="IBM Plex Sans" w:hAnsi="IBM Plex Sans" w:eastAsia="IBM Plex Sans" w:cs="IBM Plex Sans"/>
+          <w:b/>
+          <w:color w:val="111111"/>
+          <w:sz w:val="21"/>
+        </w:rPr>
+        <w:t>upplysning</w:t>
+      </w:r>
+      <w:r>
+        <w:rPr>
+          <w:rFonts w:ascii="IBM Plex Sans" w:hAnsi="IBM Plex Sans" w:eastAsia="IBM Plex Sans" w:cs="IBM Plex Sans"/>
+          <w:b w:val="0"/>
+          <w:color w:val="111111"/>
+          <w:sz w:val="21"/>
+        </w:rPr>
+        <w:t>, inte skall. Under givet värde: spänningssätt inte. Megga inte live.</w:t>
       </w:r>
     </w:p>
     <w:p>
